--- a/Bản thiết kế sơ đồ  và viết tài liệu đặc tả chức năng.docx
+++ b/Bản thiết kế sơ đồ  và viết tài liệu đặc tả chức năng.docx
@@ -10526,14 +10526,7 @@
           <w:b/>
           <w:bCs/>
         </w:rPr>
-        <w:t xml:space="preserve">2. </w:t>
-      </w:r>
-      <w:r>
-        <w:rPr>
-          <w:b/>
-          <w:bCs/>
-        </w:rPr>
-        <w:t>Activity Diagram</w:t>
+        <w:t>2. Activity Diagram</w:t>
       </w:r>
     </w:p>
     <w:p>
@@ -10642,6 +10635,9 @@
     </w:p>
     <w:p>
       <w:r>
+        <w:rPr>
+          <w:noProof/>
+        </w:rPr>
         <w:drawing>
           <wp:inline distT="0" distB="0" distL="0" distR="0" wp14:anchorId="0D86EEF3" wp14:editId="0C898765">
             <wp:extent cx="5268060" cy="6811326"/>
@@ -10692,21 +10688,129 @@
           <w:b/>
           <w:bCs/>
         </w:rPr>
-        <w:t>2.</w:t>
-      </w:r>
-      <w:r>
-        <w:rPr>
-          <w:b/>
-          <w:bCs/>
-        </w:rPr>
-        <w:t>2.</w:t>
-      </w:r>
-      <w:r>
-        <w:rPr>
-          <w:b/>
-          <w:bCs/>
-        </w:rPr>
-        <w:t xml:space="preserve"> Activity Diagram – Báo mất tài sản</w:t>
+        <w:t>2.2. Activity Diagram – Báo mất tài sản</w:t>
+      </w:r>
+    </w:p>
+    <w:p>
+      <w:pPr>
+        <w:rPr>
+          <w:b/>
+          <w:bCs/>
+        </w:rPr>
+      </w:pPr>
+      <w:r>
+        <w:rPr>
+          <w:b/>
+          <w:bCs/>
+          <w:noProof/>
+        </w:rPr>
+        <w:lastRenderedPageBreak/>
+        <w:drawing>
+          <wp:inline distT="0" distB="0" distL="0" distR="0" wp14:anchorId="2F2C4934" wp14:editId="2492A793">
+            <wp:extent cx="4793615" cy="9253220"/>
+            <wp:effectExtent l="0" t="0" r="6985" b="5080"/>
+            <wp:docPr id="1158139463" name="Picture 1"/>
+            <wp:cNvGraphicFramePr>
+              <a:graphicFrameLocks xmlns:a="http://schemas.openxmlformats.org/drawingml/2006/main" noChangeAspect="1"/>
+            </wp:cNvGraphicFramePr>
+            <a:graphic xmlns:a="http://schemas.openxmlformats.org/drawingml/2006/main">
+              <a:graphicData uri="http://schemas.openxmlformats.org/drawingml/2006/picture">
+                <pic:pic xmlns:pic="http://schemas.openxmlformats.org/drawingml/2006/picture">
+                  <pic:nvPicPr>
+                    <pic:cNvPr id="1158139463" name="Picture 1158139463"/>
+                    <pic:cNvPicPr/>
+                  </pic:nvPicPr>
+                  <pic:blipFill>
+                    <a:blip r:embed="rId9" cstate="print">
+                      <a:extLst>
+                        <a:ext uri="{28A0092B-C50C-407E-A947-70E740481C1C}">
+                          <a14:useLocalDpi xmlns:a14="http://schemas.microsoft.com/office/drawing/2010/main" val="0"/>
+                        </a:ext>
+                      </a:extLst>
+                    </a:blip>
+                    <a:stretch>
+                      <a:fillRect/>
+                    </a:stretch>
+                  </pic:blipFill>
+                  <pic:spPr>
+                    <a:xfrm>
+                      <a:off x="0" y="0"/>
+                      <a:ext cx="4793615" cy="9253220"/>
+                    </a:xfrm>
+                    <a:prstGeom prst="rect">
+                      <a:avLst/>
+                    </a:prstGeom>
+                  </pic:spPr>
+                </pic:pic>
+              </a:graphicData>
+            </a:graphic>
+          </wp:inline>
+        </w:drawing>
+      </w:r>
+    </w:p>
+    <w:p>
+      <w:pPr>
+        <w:rPr>
+          <w:b/>
+          <w:bCs/>
+        </w:rPr>
+      </w:pPr>
+      <w:r>
+        <w:rPr>
+          <w:b/>
+          <w:bCs/>
+        </w:rPr>
+        <w:lastRenderedPageBreak/>
+        <w:t>Luồng nghiệp vụ</w:t>
+      </w:r>
+    </w:p>
+    <w:p>
+      <w:pPr>
+        <w:rPr>
+          <w:b/>
+          <w:bCs/>
+        </w:rPr>
+      </w:pPr>
+      <w:r>
+        <w:rPr>
+          <w:b/>
+          <w:bCs/>
+        </w:rPr>
+        <w:drawing>
+          <wp:inline distT="0" distB="0" distL="0" distR="0" wp14:anchorId="60240341" wp14:editId="70D995E5">
+            <wp:extent cx="5760720" cy="7529195"/>
+            <wp:effectExtent l="0" t="0" r="0" b="0"/>
+            <wp:docPr id="1156931536" name="Picture 1"/>
+            <wp:cNvGraphicFramePr>
+              <a:graphicFrameLocks xmlns:a="http://schemas.openxmlformats.org/drawingml/2006/main" noChangeAspect="1"/>
+            </wp:cNvGraphicFramePr>
+            <a:graphic xmlns:a="http://schemas.openxmlformats.org/drawingml/2006/main">
+              <a:graphicData uri="http://schemas.openxmlformats.org/drawingml/2006/picture">
+                <pic:pic xmlns:pic="http://schemas.openxmlformats.org/drawingml/2006/picture">
+                  <pic:nvPicPr>
+                    <pic:cNvPr id="1156931536" name=""/>
+                    <pic:cNvPicPr/>
+                  </pic:nvPicPr>
+                  <pic:blipFill>
+                    <a:blip r:embed="rId10"/>
+                    <a:stretch>
+                      <a:fillRect/>
+                    </a:stretch>
+                  </pic:blipFill>
+                  <pic:spPr>
+                    <a:xfrm>
+                      <a:off x="0" y="0"/>
+                      <a:ext cx="5760720" cy="7529195"/>
+                    </a:xfrm>
+                    <a:prstGeom prst="rect">
+                      <a:avLst/>
+                    </a:prstGeom>
+                  </pic:spPr>
+                </pic:pic>
+              </a:graphicData>
+            </a:graphic>
+          </wp:inline>
+        </w:drawing>
       </w:r>
     </w:p>
     <w:sectPr>
@@ -25148,6 +25252,7 @@
   <w:style w:type="character" w:default="1" w:styleId="DefaultParagraphFont">
     <w:name w:val="Default Paragraph Font"/>
     <w:uiPriority w:val="1"/>
+    <w:semiHidden/>
     <w:unhideWhenUsed/>
   </w:style>
   <w:style w:type="table" w:default="1" w:styleId="TableNormal">

--- a/Bản thiết kế sơ đồ  và viết tài liệu đặc tả chức năng.docx
+++ b/Bản thiết kế sơ đồ  và viết tài liệu đặc tả chức năng.docx
@@ -10541,7 +10541,14 @@
           <w:b/>
           <w:bCs/>
         </w:rPr>
-        <w:t>2.2</w:t>
+        <w:t>2.</w:t>
+      </w:r>
+      <w:r>
+        <w:rPr>
+          <w:b/>
+          <w:bCs/>
+        </w:rPr>
+        <w:t>1</w:t>
       </w:r>
       <w:r>
         <w:rPr>
@@ -10565,10 +10572,10 @@
         </w:rPr>
         <w:lastRenderedPageBreak/>
         <w:drawing>
-          <wp:inline distT="0" distB="0" distL="0" distR="0" wp14:anchorId="39293063" wp14:editId="5E2B8C62">
-            <wp:extent cx="5760720" cy="5731510"/>
-            <wp:effectExtent l="0" t="0" r="0" b="2540"/>
-            <wp:docPr id="1363749332" name="Picture 1"/>
+          <wp:inline distT="0" distB="0" distL="0" distR="0" wp14:anchorId="3C8E78C8" wp14:editId="1043C4E6">
+            <wp:extent cx="5760720" cy="6084570"/>
+            <wp:effectExtent l="0" t="0" r="0" b="0"/>
+            <wp:docPr id="129063997" name="Picture 15"/>
             <wp:cNvGraphicFramePr>
               <a:graphicFrameLocks xmlns:a="http://schemas.openxmlformats.org/drawingml/2006/main" noChangeAspect="1"/>
             </wp:cNvGraphicFramePr>
@@ -10576,7 +10583,7 @@
               <a:graphicData uri="http://schemas.openxmlformats.org/drawingml/2006/picture">
                 <pic:pic xmlns:pic="http://schemas.openxmlformats.org/drawingml/2006/picture">
                   <pic:nvPicPr>
-                    <pic:cNvPr id="1363749332" name="Picture 1363749332"/>
+                    <pic:cNvPr id="129063997" name="Picture 129063997"/>
                     <pic:cNvPicPr/>
                   </pic:nvPicPr>
                   <pic:blipFill>
@@ -10594,7 +10601,7 @@
                   <pic:spPr>
                     <a:xfrm>
                       <a:off x="0" y="0"/>
-                      <a:ext cx="5760720" cy="5731510"/>
+                      <a:ext cx="5760720" cy="6084570"/>
                     </a:xfrm>
                     <a:prstGeom prst="rect">
                       <a:avLst/>
@@ -10629,7 +10636,6 @@
           <w:b/>
           <w:bCs/>
         </w:rPr>
-        <w:lastRenderedPageBreak/>
         <w:t>Luồng nghiệp vụ</w:t>
       </w:r>
     </w:p>
@@ -10706,10 +10712,10 @@
         </w:rPr>
         <w:lastRenderedPageBreak/>
         <w:drawing>
-          <wp:inline distT="0" distB="0" distL="0" distR="0" wp14:anchorId="2F2C4934" wp14:editId="2492A793">
-            <wp:extent cx="4793615" cy="9253220"/>
-            <wp:effectExtent l="0" t="0" r="6985" b="5080"/>
-            <wp:docPr id="1158139463" name="Picture 1"/>
+          <wp:inline distT="0" distB="0" distL="0" distR="0" wp14:anchorId="54CA2BD1" wp14:editId="12FD08B5">
+            <wp:extent cx="5577205" cy="9253220"/>
+            <wp:effectExtent l="0" t="0" r="4445" b="5080"/>
+            <wp:docPr id="1878520173" name="Picture 14"/>
             <wp:cNvGraphicFramePr>
               <a:graphicFrameLocks xmlns:a="http://schemas.openxmlformats.org/drawingml/2006/main" noChangeAspect="1"/>
             </wp:cNvGraphicFramePr>
@@ -10717,7 +10723,7 @@
               <a:graphicData uri="http://schemas.openxmlformats.org/drawingml/2006/picture">
                 <pic:pic xmlns:pic="http://schemas.openxmlformats.org/drawingml/2006/picture">
                   <pic:nvPicPr>
-                    <pic:cNvPr id="1158139463" name="Picture 1158139463"/>
+                    <pic:cNvPr id="1878520173" name="Picture 1878520173"/>
                     <pic:cNvPicPr/>
                   </pic:nvPicPr>
                   <pic:blipFill>
@@ -10735,7 +10741,7 @@
                   <pic:spPr>
                     <a:xfrm>
                       <a:off x="0" y="0"/>
-                      <a:ext cx="4793615" cy="9253220"/>
+                      <a:ext cx="5577205" cy="9253220"/>
                     </a:xfrm>
                     <a:prstGeom prst="rect">
                       <a:avLst/>
@@ -10763,18 +10769,11 @@
         <w:lastRenderedPageBreak/>
         <w:t>Luồng nghiệp vụ</w:t>
       </w:r>
-    </w:p>
-    <w:p>
-      <w:pPr>
-        <w:rPr>
-          <w:b/>
-          <w:bCs/>
-        </w:rPr>
-      </w:pPr>
-      <w:r>
-        <w:rPr>
-          <w:b/>
-          <w:bCs/>
+      <w:r>
+        <w:rPr>
+          <w:b/>
+          <w:bCs/>
+          <w:noProof/>
         </w:rPr>
         <w:drawing>
           <wp:inline distT="0" distB="0" distL="0" distR="0" wp14:anchorId="60240341" wp14:editId="70D995E5">
@@ -10801,6 +10800,730 @@
                     <a:xfrm>
                       <a:off x="0" y="0"/>
                       <a:ext cx="5760720" cy="7529195"/>
+                    </a:xfrm>
+                    <a:prstGeom prst="rect">
+                      <a:avLst/>
+                    </a:prstGeom>
+                  </pic:spPr>
+                </pic:pic>
+              </a:graphicData>
+            </a:graphic>
+          </wp:inline>
+        </w:drawing>
+      </w:r>
+    </w:p>
+    <w:p>
+      <w:pPr>
+        <w:rPr>
+          <w:b/>
+          <w:bCs/>
+        </w:rPr>
+      </w:pPr>
+      <w:r>
+        <w:rPr>
+          <w:b/>
+          <w:bCs/>
+        </w:rPr>
+        <w:t>2.</w:t>
+      </w:r>
+      <w:r>
+        <w:rPr>
+          <w:b/>
+          <w:bCs/>
+        </w:rPr>
+        <w:t>3. Activity Diagram – Báo nhặt được tài sản</w:t>
+      </w:r>
+    </w:p>
+    <w:p>
+      <w:pPr>
+        <w:rPr>
+          <w:b/>
+          <w:bCs/>
+        </w:rPr>
+      </w:pPr>
+      <w:r>
+        <w:rPr>
+          <w:b/>
+          <w:bCs/>
+          <w:noProof/>
+        </w:rPr>
+        <w:lastRenderedPageBreak/>
+        <w:drawing>
+          <wp:inline distT="0" distB="0" distL="0" distR="0" wp14:anchorId="213B5E46" wp14:editId="298CA0AE">
+            <wp:extent cx="5760720" cy="8789035"/>
+            <wp:effectExtent l="0" t="0" r="0" b="0"/>
+            <wp:docPr id="1691899298" name="Picture 13"/>
+            <wp:cNvGraphicFramePr>
+              <a:graphicFrameLocks xmlns:a="http://schemas.openxmlformats.org/drawingml/2006/main" noChangeAspect="1"/>
+            </wp:cNvGraphicFramePr>
+            <a:graphic xmlns:a="http://schemas.openxmlformats.org/drawingml/2006/main">
+              <a:graphicData uri="http://schemas.openxmlformats.org/drawingml/2006/picture">
+                <pic:pic xmlns:pic="http://schemas.openxmlformats.org/drawingml/2006/picture">
+                  <pic:nvPicPr>
+                    <pic:cNvPr id="1691899298" name="Picture 1691899298"/>
+                    <pic:cNvPicPr/>
+                  </pic:nvPicPr>
+                  <pic:blipFill>
+                    <a:blip r:embed="rId11" cstate="print">
+                      <a:extLst>
+                        <a:ext uri="{28A0092B-C50C-407E-A947-70E740481C1C}">
+                          <a14:useLocalDpi xmlns:a14="http://schemas.microsoft.com/office/drawing/2010/main" val="0"/>
+                        </a:ext>
+                      </a:extLst>
+                    </a:blip>
+                    <a:stretch>
+                      <a:fillRect/>
+                    </a:stretch>
+                  </pic:blipFill>
+                  <pic:spPr>
+                    <a:xfrm>
+                      <a:off x="0" y="0"/>
+                      <a:ext cx="5760720" cy="8789035"/>
+                    </a:xfrm>
+                    <a:prstGeom prst="rect">
+                      <a:avLst/>
+                    </a:prstGeom>
+                  </pic:spPr>
+                </pic:pic>
+              </a:graphicData>
+            </a:graphic>
+          </wp:inline>
+        </w:drawing>
+      </w:r>
+    </w:p>
+    <w:p>
+      <w:pPr>
+        <w:rPr>
+          <w:b/>
+          <w:bCs/>
+        </w:rPr>
+      </w:pPr>
+    </w:p>
+    <w:p>
+      <w:pPr>
+        <w:rPr>
+          <w:b/>
+          <w:bCs/>
+        </w:rPr>
+      </w:pPr>
+      <w:r>
+        <w:rPr>
+          <w:b/>
+          <w:bCs/>
+        </w:rPr>
+        <w:lastRenderedPageBreak/>
+        <w:t>Luồng nghiệp vụ</w:t>
+      </w:r>
+    </w:p>
+    <w:p>
+      <w:pPr>
+        <w:rPr>
+          <w:b/>
+          <w:bCs/>
+        </w:rPr>
+      </w:pPr>
+      <w:r>
+        <w:rPr>
+          <w:b/>
+          <w:bCs/>
+          <w:noProof/>
+        </w:rPr>
+        <w:drawing>
+          <wp:inline distT="0" distB="0" distL="0" distR="0" wp14:anchorId="7E322CC9" wp14:editId="0B15D37B">
+            <wp:extent cx="5760720" cy="8133715"/>
+            <wp:effectExtent l="0" t="0" r="0" b="635"/>
+            <wp:docPr id="1457467658" name="Picture 1"/>
+            <wp:cNvGraphicFramePr>
+              <a:graphicFrameLocks xmlns:a="http://schemas.openxmlformats.org/drawingml/2006/main" noChangeAspect="1"/>
+            </wp:cNvGraphicFramePr>
+            <a:graphic xmlns:a="http://schemas.openxmlformats.org/drawingml/2006/main">
+              <a:graphicData uri="http://schemas.openxmlformats.org/drawingml/2006/picture">
+                <pic:pic xmlns:pic="http://schemas.openxmlformats.org/drawingml/2006/picture">
+                  <pic:nvPicPr>
+                    <pic:cNvPr id="1457467658" name=""/>
+                    <pic:cNvPicPr/>
+                  </pic:nvPicPr>
+                  <pic:blipFill>
+                    <a:blip r:embed="rId12"/>
+                    <a:stretch>
+                      <a:fillRect/>
+                    </a:stretch>
+                  </pic:blipFill>
+                  <pic:spPr>
+                    <a:xfrm>
+                      <a:off x="0" y="0"/>
+                      <a:ext cx="5760720" cy="8133715"/>
+                    </a:xfrm>
+                    <a:prstGeom prst="rect">
+                      <a:avLst/>
+                    </a:prstGeom>
+                  </pic:spPr>
+                </pic:pic>
+              </a:graphicData>
+            </a:graphic>
+          </wp:inline>
+        </w:drawing>
+      </w:r>
+      <w:r>
+        <w:rPr>
+          <w:b/>
+          <w:bCs/>
+        </w:rPr>
+        <w:t>2.</w:t>
+      </w:r>
+      <w:r>
+        <w:rPr>
+          <w:b/>
+          <w:bCs/>
+        </w:rPr>
+        <w:t>4. Activity Diagram – Tìm kiếm và Matching tài sản</w:t>
+      </w:r>
+    </w:p>
+    <w:p>
+      <w:pPr>
+        <w:rPr>
+          <w:b/>
+          <w:bCs/>
+        </w:rPr>
+      </w:pPr>
+      <w:r>
+        <w:rPr>
+          <w:b/>
+          <w:bCs/>
+          <w:noProof/>
+        </w:rPr>
+        <w:lastRenderedPageBreak/>
+        <w:drawing>
+          <wp:inline distT="0" distB="0" distL="0" distR="0" wp14:anchorId="0A757648" wp14:editId="2842E65F">
+            <wp:extent cx="5081270" cy="9253220"/>
+            <wp:effectExtent l="0" t="0" r="5080" b="5080"/>
+            <wp:docPr id="327989175" name="Picture 12"/>
+            <wp:cNvGraphicFramePr>
+              <a:graphicFrameLocks xmlns:a="http://schemas.openxmlformats.org/drawingml/2006/main" noChangeAspect="1"/>
+            </wp:cNvGraphicFramePr>
+            <a:graphic xmlns:a="http://schemas.openxmlformats.org/drawingml/2006/main">
+              <a:graphicData uri="http://schemas.openxmlformats.org/drawingml/2006/picture">
+                <pic:pic xmlns:pic="http://schemas.openxmlformats.org/drawingml/2006/picture">
+                  <pic:nvPicPr>
+                    <pic:cNvPr id="327989175" name="Picture 327989175"/>
+                    <pic:cNvPicPr/>
+                  </pic:nvPicPr>
+                  <pic:blipFill>
+                    <a:blip r:embed="rId13" cstate="print">
+                      <a:extLst>
+                        <a:ext uri="{28A0092B-C50C-407E-A947-70E740481C1C}">
+                          <a14:useLocalDpi xmlns:a14="http://schemas.microsoft.com/office/drawing/2010/main" val="0"/>
+                        </a:ext>
+                      </a:extLst>
+                    </a:blip>
+                    <a:stretch>
+                      <a:fillRect/>
+                    </a:stretch>
+                  </pic:blipFill>
+                  <pic:spPr>
+                    <a:xfrm>
+                      <a:off x="0" y="0"/>
+                      <a:ext cx="5081270" cy="9253220"/>
+                    </a:xfrm>
+                    <a:prstGeom prst="rect">
+                      <a:avLst/>
+                    </a:prstGeom>
+                  </pic:spPr>
+                </pic:pic>
+              </a:graphicData>
+            </a:graphic>
+          </wp:inline>
+        </w:drawing>
+      </w:r>
+    </w:p>
+    <w:p>
+      <w:pPr>
+        <w:rPr>
+          <w:b/>
+          <w:bCs/>
+        </w:rPr>
+      </w:pPr>
+      <w:r>
+        <w:rPr>
+          <w:b/>
+          <w:bCs/>
+        </w:rPr>
+        <w:lastRenderedPageBreak/>
+        <w:t>Luồng nghiệp vụ</w:t>
+      </w:r>
+    </w:p>
+    <w:p>
+      <w:pPr>
+        <w:rPr>
+          <w:b/>
+          <w:bCs/>
+        </w:rPr>
+      </w:pPr>
+      <w:r>
+        <w:rPr>
+          <w:b/>
+          <w:bCs/>
+          <w:noProof/>
+        </w:rPr>
+        <w:drawing>
+          <wp:inline distT="0" distB="0" distL="0" distR="0" wp14:anchorId="16D3205F" wp14:editId="2C38B4F2">
+            <wp:extent cx="5760720" cy="6320790"/>
+            <wp:effectExtent l="0" t="0" r="0" b="3810"/>
+            <wp:docPr id="1976409164" name="Picture 1"/>
+            <wp:cNvGraphicFramePr>
+              <a:graphicFrameLocks xmlns:a="http://schemas.openxmlformats.org/drawingml/2006/main" noChangeAspect="1"/>
+            </wp:cNvGraphicFramePr>
+            <a:graphic xmlns:a="http://schemas.openxmlformats.org/drawingml/2006/main">
+              <a:graphicData uri="http://schemas.openxmlformats.org/drawingml/2006/picture">
+                <pic:pic xmlns:pic="http://schemas.openxmlformats.org/drawingml/2006/picture">
+                  <pic:nvPicPr>
+                    <pic:cNvPr id="1976409164" name=""/>
+                    <pic:cNvPicPr/>
+                  </pic:nvPicPr>
+                  <pic:blipFill>
+                    <a:blip r:embed="rId14"/>
+                    <a:stretch>
+                      <a:fillRect/>
+                    </a:stretch>
+                  </pic:blipFill>
+                  <pic:spPr>
+                    <a:xfrm>
+                      <a:off x="0" y="0"/>
+                      <a:ext cx="5760720" cy="6320790"/>
+                    </a:xfrm>
+                    <a:prstGeom prst="rect">
+                      <a:avLst/>
+                    </a:prstGeom>
+                  </pic:spPr>
+                </pic:pic>
+              </a:graphicData>
+            </a:graphic>
+          </wp:inline>
+        </w:drawing>
+      </w:r>
+    </w:p>
+    <w:p>
+      <w:pPr>
+        <w:rPr>
+          <w:b/>
+          <w:bCs/>
+        </w:rPr>
+      </w:pPr>
+      <w:r>
+        <w:rPr>
+          <w:b/>
+          <w:bCs/>
+        </w:rPr>
+        <w:t>2.</w:t>
+      </w:r>
+      <w:r>
+        <w:rPr>
+          <w:b/>
+          <w:bCs/>
+        </w:rPr>
+        <w:t>5. Activity Diagram – Gửi yêu cầu nhận lại tài sản</w:t>
+      </w:r>
+    </w:p>
+    <w:p>
+      <w:pPr>
+        <w:rPr>
+          <w:b/>
+          <w:bCs/>
+        </w:rPr>
+      </w:pPr>
+      <w:r>
+        <w:rPr>
+          <w:b/>
+          <w:bCs/>
+          <w:noProof/>
+        </w:rPr>
+        <w:lastRenderedPageBreak/>
+        <w:drawing>
+          <wp:inline distT="0" distB="0" distL="0" distR="0" wp14:anchorId="6D64E45B" wp14:editId="26E7DE2B">
+            <wp:extent cx="5603240" cy="9253220"/>
+            <wp:effectExtent l="0" t="0" r="0" b="5080"/>
+            <wp:docPr id="693454372" name="Picture 11"/>
+            <wp:cNvGraphicFramePr>
+              <a:graphicFrameLocks xmlns:a="http://schemas.openxmlformats.org/drawingml/2006/main" noChangeAspect="1"/>
+            </wp:cNvGraphicFramePr>
+            <a:graphic xmlns:a="http://schemas.openxmlformats.org/drawingml/2006/main">
+              <a:graphicData uri="http://schemas.openxmlformats.org/drawingml/2006/picture">
+                <pic:pic xmlns:pic="http://schemas.openxmlformats.org/drawingml/2006/picture">
+                  <pic:nvPicPr>
+                    <pic:cNvPr id="693454372" name="Picture 693454372"/>
+                    <pic:cNvPicPr/>
+                  </pic:nvPicPr>
+                  <pic:blipFill>
+                    <a:blip r:embed="rId15" cstate="print">
+                      <a:extLst>
+                        <a:ext uri="{28A0092B-C50C-407E-A947-70E740481C1C}">
+                          <a14:useLocalDpi xmlns:a14="http://schemas.microsoft.com/office/drawing/2010/main" val="0"/>
+                        </a:ext>
+                      </a:extLst>
+                    </a:blip>
+                    <a:stretch>
+                      <a:fillRect/>
+                    </a:stretch>
+                  </pic:blipFill>
+                  <pic:spPr>
+                    <a:xfrm>
+                      <a:off x="0" y="0"/>
+                      <a:ext cx="5603240" cy="9253220"/>
+                    </a:xfrm>
+                    <a:prstGeom prst="rect">
+                      <a:avLst/>
+                    </a:prstGeom>
+                  </pic:spPr>
+                </pic:pic>
+              </a:graphicData>
+            </a:graphic>
+          </wp:inline>
+        </w:drawing>
+      </w:r>
+    </w:p>
+    <w:p>
+      <w:pPr>
+        <w:rPr>
+          <w:b/>
+          <w:bCs/>
+        </w:rPr>
+      </w:pPr>
+      <w:r>
+        <w:rPr>
+          <w:b/>
+          <w:bCs/>
+        </w:rPr>
+        <w:lastRenderedPageBreak/>
+        <w:t>Luồng nghiệp vụ</w:t>
+      </w:r>
+    </w:p>
+    <w:p>
+      <w:pPr>
+        <w:rPr>
+          <w:b/>
+          <w:bCs/>
+        </w:rPr>
+      </w:pPr>
+      <w:r>
+        <w:rPr>
+          <w:b/>
+          <w:bCs/>
+          <w:noProof/>
+        </w:rPr>
+        <w:drawing>
+          <wp:inline distT="0" distB="0" distL="0" distR="0" wp14:anchorId="284BA048" wp14:editId="4FADA897">
+            <wp:extent cx="5760720" cy="7843520"/>
+            <wp:effectExtent l="0" t="0" r="0" b="5080"/>
+            <wp:docPr id="767577192" name="Picture 1"/>
+            <wp:cNvGraphicFramePr>
+              <a:graphicFrameLocks xmlns:a="http://schemas.openxmlformats.org/drawingml/2006/main" noChangeAspect="1"/>
+            </wp:cNvGraphicFramePr>
+            <a:graphic xmlns:a="http://schemas.openxmlformats.org/drawingml/2006/main">
+              <a:graphicData uri="http://schemas.openxmlformats.org/drawingml/2006/picture">
+                <pic:pic xmlns:pic="http://schemas.openxmlformats.org/drawingml/2006/picture">
+                  <pic:nvPicPr>
+                    <pic:cNvPr id="767577192" name=""/>
+                    <pic:cNvPicPr/>
+                  </pic:nvPicPr>
+                  <pic:blipFill>
+                    <a:blip r:embed="rId16"/>
+                    <a:stretch>
+                      <a:fillRect/>
+                    </a:stretch>
+                  </pic:blipFill>
+                  <pic:spPr>
+                    <a:xfrm>
+                      <a:off x="0" y="0"/>
+                      <a:ext cx="5760720" cy="7843520"/>
+                    </a:xfrm>
+                    <a:prstGeom prst="rect">
+                      <a:avLst/>
+                    </a:prstGeom>
+                  </pic:spPr>
+                </pic:pic>
+              </a:graphicData>
+            </a:graphic>
+          </wp:inline>
+        </w:drawing>
+      </w:r>
+    </w:p>
+    <w:p>
+      <w:pPr>
+        <w:rPr>
+          <w:b/>
+          <w:bCs/>
+        </w:rPr>
+      </w:pPr>
+      <w:r>
+        <w:rPr>
+          <w:b/>
+          <w:bCs/>
+        </w:rPr>
+        <w:t>2.</w:t>
+      </w:r>
+      <w:r>
+        <w:rPr>
+          <w:b/>
+          <w:bCs/>
+        </w:rPr>
+        <w:t>6. Activity Diagram – Staff xác minh và xử lý yêu cầu</w:t>
+      </w:r>
+    </w:p>
+    <w:p>
+      <w:pPr>
+        <w:rPr>
+          <w:b/>
+          <w:bCs/>
+        </w:rPr>
+      </w:pPr>
+      <w:r>
+        <w:rPr>
+          <w:b/>
+          <w:bCs/>
+          <w:noProof/>
+        </w:rPr>
+        <w:lastRenderedPageBreak/>
+        <w:drawing>
+          <wp:inline distT="0" distB="0" distL="0" distR="0" wp14:anchorId="2586DC32" wp14:editId="19C7F3FD">
+            <wp:extent cx="5264150" cy="9253220"/>
+            <wp:effectExtent l="0" t="0" r="0" b="5080"/>
+            <wp:docPr id="591049472" name="Picture 10"/>
+            <wp:cNvGraphicFramePr>
+              <a:graphicFrameLocks xmlns:a="http://schemas.openxmlformats.org/drawingml/2006/main" noChangeAspect="1"/>
+            </wp:cNvGraphicFramePr>
+            <a:graphic xmlns:a="http://schemas.openxmlformats.org/drawingml/2006/main">
+              <a:graphicData uri="http://schemas.openxmlformats.org/drawingml/2006/picture">
+                <pic:pic xmlns:pic="http://schemas.openxmlformats.org/drawingml/2006/picture">
+                  <pic:nvPicPr>
+                    <pic:cNvPr id="591049472" name="Picture 591049472"/>
+                    <pic:cNvPicPr/>
+                  </pic:nvPicPr>
+                  <pic:blipFill>
+                    <a:blip r:embed="rId17" cstate="print">
+                      <a:extLst>
+                        <a:ext uri="{28A0092B-C50C-407E-A947-70E740481C1C}">
+                          <a14:useLocalDpi xmlns:a14="http://schemas.microsoft.com/office/drawing/2010/main" val="0"/>
+                        </a:ext>
+                      </a:extLst>
+                    </a:blip>
+                    <a:stretch>
+                      <a:fillRect/>
+                    </a:stretch>
+                  </pic:blipFill>
+                  <pic:spPr>
+                    <a:xfrm>
+                      <a:off x="0" y="0"/>
+                      <a:ext cx="5264150" cy="9253220"/>
+                    </a:xfrm>
+                    <a:prstGeom prst="rect">
+                      <a:avLst/>
+                    </a:prstGeom>
+                  </pic:spPr>
+                </pic:pic>
+              </a:graphicData>
+            </a:graphic>
+          </wp:inline>
+        </w:drawing>
+      </w:r>
+    </w:p>
+    <w:p>
+      <w:pPr>
+        <w:rPr>
+          <w:b/>
+          <w:bCs/>
+        </w:rPr>
+      </w:pPr>
+      <w:r>
+        <w:rPr>
+          <w:b/>
+          <w:bCs/>
+        </w:rPr>
+        <w:lastRenderedPageBreak/>
+        <w:t>Luồng nghiệp vụ</w:t>
+      </w:r>
+    </w:p>
+    <w:p>
+      <w:pPr>
+        <w:rPr>
+          <w:b/>
+          <w:bCs/>
+        </w:rPr>
+      </w:pPr>
+      <w:r>
+        <w:rPr>
+          <w:b/>
+          <w:bCs/>
+          <w:noProof/>
+        </w:rPr>
+        <w:drawing>
+          <wp:inline distT="0" distB="0" distL="0" distR="0" wp14:anchorId="1944A862" wp14:editId="79FC8320">
+            <wp:extent cx="4763165" cy="7878274"/>
+            <wp:effectExtent l="0" t="0" r="0" b="8890"/>
+            <wp:docPr id="1197164304" name="Picture 1"/>
+            <wp:cNvGraphicFramePr>
+              <a:graphicFrameLocks xmlns:a="http://schemas.openxmlformats.org/drawingml/2006/main" noChangeAspect="1"/>
+            </wp:cNvGraphicFramePr>
+            <a:graphic xmlns:a="http://schemas.openxmlformats.org/drawingml/2006/main">
+              <a:graphicData uri="http://schemas.openxmlformats.org/drawingml/2006/picture">
+                <pic:pic xmlns:pic="http://schemas.openxmlformats.org/drawingml/2006/picture">
+                  <pic:nvPicPr>
+                    <pic:cNvPr id="1197164304" name=""/>
+                    <pic:cNvPicPr/>
+                  </pic:nvPicPr>
+                  <pic:blipFill>
+                    <a:blip r:embed="rId18"/>
+                    <a:stretch>
+                      <a:fillRect/>
+                    </a:stretch>
+                  </pic:blipFill>
+                  <pic:spPr>
+                    <a:xfrm>
+                      <a:off x="0" y="0"/>
+                      <a:ext cx="4763165" cy="7878274"/>
+                    </a:xfrm>
+                    <a:prstGeom prst="rect">
+                      <a:avLst/>
+                    </a:prstGeom>
+                  </pic:spPr>
+                </pic:pic>
+              </a:graphicData>
+            </a:graphic>
+          </wp:inline>
+        </w:drawing>
+      </w:r>
+    </w:p>
+    <w:p>
+      <w:pPr>
+        <w:rPr>
+          <w:b/>
+          <w:bCs/>
+        </w:rPr>
+      </w:pPr>
+      <w:r>
+        <w:rPr>
+          <w:b/>
+          <w:bCs/>
+        </w:rPr>
+        <w:t>2.</w:t>
+      </w:r>
+      <w:r>
+        <w:rPr>
+          <w:b/>
+          <w:bCs/>
+        </w:rPr>
+        <w:t>7. Activity Diagram – Bàn giao tài sản</w:t>
+      </w:r>
+    </w:p>
+    <w:p>
+      <w:pPr>
+        <w:rPr>
+          <w:b/>
+          <w:bCs/>
+        </w:rPr>
+      </w:pPr>
+      <w:r>
+        <w:rPr>
+          <w:b/>
+          <w:bCs/>
+          <w:noProof/>
+        </w:rPr>
+        <w:lastRenderedPageBreak/>
+        <w:drawing>
+          <wp:inline distT="0" distB="0" distL="0" distR="0" wp14:anchorId="257387DC" wp14:editId="536408E4">
+            <wp:extent cx="5190490" cy="9253220"/>
+            <wp:effectExtent l="0" t="0" r="0" b="5080"/>
+            <wp:docPr id="1851192834" name="Picture 1"/>
+            <wp:cNvGraphicFramePr>
+              <a:graphicFrameLocks xmlns:a="http://schemas.openxmlformats.org/drawingml/2006/main" noChangeAspect="1"/>
+            </wp:cNvGraphicFramePr>
+            <a:graphic xmlns:a="http://schemas.openxmlformats.org/drawingml/2006/main">
+              <a:graphicData uri="http://schemas.openxmlformats.org/drawingml/2006/picture">
+                <pic:pic xmlns:pic="http://schemas.openxmlformats.org/drawingml/2006/picture">
+                  <pic:nvPicPr>
+                    <pic:cNvPr id="1851192834" name="Picture 1851192834"/>
+                    <pic:cNvPicPr/>
+                  </pic:nvPicPr>
+                  <pic:blipFill>
+                    <a:blip r:embed="rId19" cstate="print">
+                      <a:extLst>
+                        <a:ext uri="{28A0092B-C50C-407E-A947-70E740481C1C}">
+                          <a14:useLocalDpi xmlns:a14="http://schemas.microsoft.com/office/drawing/2010/main" val="0"/>
+                        </a:ext>
+                      </a:extLst>
+                    </a:blip>
+                    <a:stretch>
+                      <a:fillRect/>
+                    </a:stretch>
+                  </pic:blipFill>
+                  <pic:spPr>
+                    <a:xfrm>
+                      <a:off x="0" y="0"/>
+                      <a:ext cx="5190490" cy="9253220"/>
+                    </a:xfrm>
+                    <a:prstGeom prst="rect">
+                      <a:avLst/>
+                    </a:prstGeom>
+                  </pic:spPr>
+                </pic:pic>
+              </a:graphicData>
+            </a:graphic>
+          </wp:inline>
+        </w:drawing>
+      </w:r>
+    </w:p>
+    <w:p>
+      <w:pPr>
+        <w:rPr>
+          <w:b/>
+          <w:bCs/>
+        </w:rPr>
+      </w:pPr>
+      <w:r>
+        <w:rPr>
+          <w:b/>
+          <w:bCs/>
+        </w:rPr>
+        <w:lastRenderedPageBreak/>
+        <w:t>Luồng nghiệp vụ</w:t>
+      </w:r>
+    </w:p>
+    <w:p>
+      <w:pPr>
+        <w:rPr>
+          <w:b/>
+          <w:bCs/>
+        </w:rPr>
+      </w:pPr>
+      <w:r>
+        <w:rPr>
+          <w:b/>
+          <w:bCs/>
+        </w:rPr>
+        <w:drawing>
+          <wp:inline distT="0" distB="0" distL="0" distR="0" wp14:anchorId="00A64F23" wp14:editId="073690F7">
+            <wp:extent cx="5591955" cy="8421275"/>
+            <wp:effectExtent l="0" t="0" r="8890" b="0"/>
+            <wp:docPr id="267221255" name="Picture 1"/>
+            <wp:cNvGraphicFramePr>
+              <a:graphicFrameLocks xmlns:a="http://schemas.openxmlformats.org/drawingml/2006/main" noChangeAspect="1"/>
+            </wp:cNvGraphicFramePr>
+            <a:graphic xmlns:a="http://schemas.openxmlformats.org/drawingml/2006/main">
+              <a:graphicData uri="http://schemas.openxmlformats.org/drawingml/2006/picture">
+                <pic:pic xmlns:pic="http://schemas.openxmlformats.org/drawingml/2006/picture">
+                  <pic:nvPicPr>
+                    <pic:cNvPr id="267221255" name=""/>
+                    <pic:cNvPicPr/>
+                  </pic:nvPicPr>
+                  <pic:blipFill>
+                    <a:blip r:embed="rId20"/>
+                    <a:stretch>
+                      <a:fillRect/>
+                    </a:stretch>
+                  </pic:blipFill>
+                  <pic:spPr>
+                    <a:xfrm>
+                      <a:off x="0" y="0"/>
+                      <a:ext cx="5591955" cy="8421275"/>
                     </a:xfrm>
                     <a:prstGeom prst="rect">
                       <a:avLst/>
@@ -25252,7 +25975,6 @@
   <w:style w:type="character" w:default="1" w:styleId="DefaultParagraphFont">
     <w:name w:val="Default Paragraph Font"/>
     <w:uiPriority w:val="1"/>
-    <w:semiHidden/>
     <w:unhideWhenUsed/>
   </w:style>
   <w:style w:type="table" w:default="1" w:styleId="TableNormal">
